--- a/document_templates/russian_library/Исковые_заявления/Семейные_споры/шаблон_Исковое_заявление_о_взыскании_алиментов_на_содержание_члена_семьи.docx
+++ b/document_templates/russian_library/Исковые_заявления/Семейные_споры/шаблон_Исковое_заявление_о_взыскании_алиментов_на_содержание_члена_семьи.docx
@@ -37,7 +37,7 @@
           <w:szCs w:val="24"/>
           <w:lang w:val="en-US"/>
         </w:rPr>
-        <w:t xml:space="preserve">{{ w_t_w_r_w_prooferr_w_type_spellstart_w_r_w_rsidr_0015057e_w_rpr_w_rfonts_w_ascii_times_new_roman_w_hansi_times_new_roman_w_cs_times_new_roman_w_sz_w_val_24_w_szcs_w_val_24_w_lang_w_val_en_us_w_rpr_w_t_court_w_t_w_r_w_r_w_rpr_w_rfonts_w_ascii_times_new_roman_w_hansi_times_new_roman_w_cs_times_new_roman_w_sz_w_val_24_w_szcs_w_val_24_w_lang_w_val_en_us_w_rpr_w_t_w_t_w_r_w_r_w_rsidr_0015057e_w_rpr_w_rfonts_w_ascii_times_new_roman_w_hansi_times_new_roman_w_cs_times_new_roman_w_sz_w_val_24_w_szcs_w_val_24_w_lang_w_val_en_us_w_rpr_w_t_name_w_t_w_r_w_prooferr_w_type_spellend_w_r_w_rsidr_0015057e_w_rpr_w_rfonts_w_ascii_times_new_roman_w_hansi_times_new_roman_w_cs_times_new_roman_w_sz_w_val_24_w_szcs_w_val_24_w_lang_w_val_en_us_w_rpr_w_t_xml_space_preserve }}</w:t>
+        <w:t xml:space="preserve">{{ court_name }}</w:t>
       </w:r>
     </w:p>
     <w:p>
@@ -51,15 +51,14 @@
           <w:lang w:val="en-US"/>
         </w:rPr>
       </w:pPr>
-      <w:proofErr w:type="gramStart"/>
-      <w:r>
-        <w:rPr>
-          <w:rFonts w:ascii="Times New Roman" w:hAnsi="Times New Roman" w:cs="Times New Roman"/>
-          <w:sz w:val="24"/>
-          <w:szCs w:val="24"/>
-          <w:lang w:val="en-US"/>
-        </w:rPr>
-        <w:t xml:space="preserve">{{ w_t_w_r_w_prooferr_w_type_spellstart_w_r_w_rpr_w_rfonts_w_ascii_times_new_roman_w_hansi_times_new_roman_w_cs_times_new_roman_w_sz_w_val_24_w_szcs_w_val_24_w_lang_w_val_en_us_w_rpr_w_t_court_w_t_w_r_w_prooferr_w_type_gramend_w_r_w_rsidr_00012cbd_w_rpr_w_rfonts_w_ascii_times_new_roman_w_hansi_times_new_roman_w_cs_times_new_roman_w_sz_w_val_24_w_szcs_w_val_24_w_lang_w_val_en_us_w_rpr_w_t_w_t_w_r_w_r_w_rpr_w_rfonts_w_ascii_times_new_roman_w_hansi_times_new_roman_w_cs_times_new_roman_w_sz_w_val_24_w_szcs_w_val_24_w_lang_w_val_en_us_w_rpr_w_t_address_w_t_w_r_w_prooferr_w_type_spellend_w_r_w_rsidrpr_00012cbd_w_rpr_w_rfonts_w_ascii_times_new_roman_w_hansi_times_new_roman_w_cs_times_new_roman_w_sz_w_val_24_w_szcs_w_val_24_w_lang_w_val_en_us_w_rpr_w_t_xml_space_preserve }}</w:t>
+      <w:r>
+        <w:rPr>
+          <w:rFonts w:ascii="Times New Roman" w:hAnsi="Times New Roman" w:cs="Times New Roman"/>
+          <w:sz w:val="24"/>
+          <w:szCs w:val="24"/>
+          <w:lang w:val="en-US"/>
+        </w:rPr>
+        <w:t xml:space="preserve">{{ court_address }}</w:t>
       </w:r>
     </w:p>
     <w:p>
@@ -152,7 +151,7 @@
           <w:szCs w:val="24"/>
           <w:lang w:val="en-US"/>
         </w:rPr>
-        <w:t xml:space="preserve">: {{ w_t_w_r_w_prooferr_w_type_spellstart_w_r_w_rpr_w_rfonts_w_ascii_times_new_roman_w_hansi_times_new_roman_w_cs_times_new_roman_w_sz_w_val_24_w_szcs_w_val_24_w_lang_w_val_en_us_w_rpr_w_t_plaintiff_w_t_w_r_w_r_w_rsidr_00012cbd_w_rpr_w_rfonts_w_ascii_times_new_roman_w_hansi_times_new_roman_w_cs_times_new_roman_w_sz_w_val_24_w_szcs_w_val_24_w_lang_w_val_en_us_w_rpr_w_t_w_t_w_r_w_r_w_rpr_w_rfonts_w_ascii_times_new_roman_w_hansi_times_new_roman_w_cs_times_new_roman_w_sz_w_val_24_w_szcs_w_val_24_w_lang_w_val_en_us_w_rpr_w_t_registration_w_t_w_r_w_r_w_rsidr_00012cbd_w_rpr_w_rfonts_w_ascii_times_new_roman_w_hansi_times_new_roman_w_cs_times_new_roman_w_sz_w_val_24_w_szcs_w_val_24_w_lang_w_val_en_us_w_rpr_w_t_w_t_w_r_w_r_w_rpr_w_rfonts_w_ascii_times_new_roman_w_hansi_times_new_roman_w_cs_times_new_roman_w_sz_w_val_24_w_szcs_w_val_24_w_lang_w_val_en_us_w_rpr_w_t_address_w_t_w_r_w_prooferr_w_type_spellend_w_r_w_rpr_w_rfonts_w_ascii_times_new_roman_w_hansi_times_new_roman_w_cs_times_new_roman_w_sz_w_val_24_w_szcs_w_val_24_w_lang_w_val_en_us_w_rpr_w_t_xml_space_preserve }}</w:t>
+        <w:t xml:space="preserve">: {{ plaintiff_registration_address }}</w:t>
       </w:r>
     </w:p>
     <w:p>
@@ -181,7 +180,7 @@
           <w:szCs w:val="24"/>
           <w:lang w:val="en-US"/>
         </w:rPr>
-        <w:t xml:space="preserve">: {{ w_t_w_r_w_prooferr_w_type_spellstart_w_r_w_rpr_w_rfonts_w_ascii_times_new_roman_w_hansi_times_new_roman_w_cs_times_new_roman_w_sz_w_val_24_w_szcs_w_val_24_w_lang_w_val_en_us_w_rpr_w_t_passport_w_t_w_r_w_r_w_rsidr_00012cbd_w_rpr_w_rfonts_w_ascii_times_new_roman_w_hansi_times_new_roman_w_cs_times_new_roman_w_sz_w_val_24_w_szcs_w_val_24_w_lang_w_val_en_us_w_rpr_w_t_w_t_w_r_w_r_w_rpr_w_rfonts_w_ascii_times_new_roman_w_hansi_times_new_roman_w_cs_times_new_roman_w_sz_w_val_24_w_szcs_w_val_24_w_lang_w_val_en_us_w_rpr_w_t_plaintiff_w_t_w_r_w_prooferr_w_type_spellend_w_r_w_rsidrpr_00012cbd_w_rpr_w_rfonts_w_ascii_times_new_roman_w_hansi_times_new_roman_w_cs_times_new_roman_w_sz_w_val_24_w_szcs_w_val_24_w_lang_w_val_en_us_w_rpr_w_t_xml_space_preserve }}</w:t>
+        <w:t xml:space="preserve">: {{ passport_plaintiff }}</w:t>
       </w:r>
     </w:p>
     <w:p>
@@ -219,7 +218,7 @@
           <w:szCs w:val="24"/>
           <w:lang w:val="en-US"/>
         </w:rPr>
-        <w:t xml:space="preserve">{{ w_t_w_r_w_r_w_rsidr_0015057e_w_rpr_w_rfonts_w_ascii_times_new_roman_w_hansi_times_new_roman_w_cs_times_new_roman_w_sz_w_val_24_w_szcs_w_val_24_w_lang_w_val_en_us_w_rpr_w_t_defendant_w_t_w_r_w_r_w_rsidr_0015057e_w_rsidrpr_00012cbd_w_rpr_w_rfonts_w_ascii_times_new_roman_w_hansi_times_new_roman_w_cs_times_new_roman_w_sz_w_val_24_w_szcs_w_val_24_w_lang_w_val_en_us_w_rpr_w_t_xml_space_preserve }}</w:t>
+        <w:t xml:space="preserve">{{ defendant }}</w:t>
       </w:r>
     </w:p>
     <w:p>
@@ -274,7 +273,7 @@
           <w:szCs w:val="24"/>
           <w:lang w:val="en-US"/>
         </w:rPr>
-        <w:t xml:space="preserve">{{ w_t_w_r_w_prooferr_w_type_spellstart_w_r_w_rsidr_0015057e_w_rpr_w_rfonts_w_ascii_times_new_roman_w_hansi_times_new_roman_w_cs_times_new_roman_w_sz_w_val_24_w_szcs_w_val_24_w_lang_w_val_en_us_w_rpr_w_t_defendant_w_t_w_r_w_r_w_rsidr_00012cbd_w_rpr_w_rfonts_w_ascii_times_new_roman_w_hansi_times_new_roman_w_cs_times_new_roman_w_sz_w_val_24_w_szcs_w_val_24_w_lang_w_val_en_us_w_rpr_w_t_w_t_w_r_w_r_w_rsidr_0015057e_w_rpr_w_rfonts_w_ascii_times_new_roman_w_hansi_times_new_roman_w_cs_times_new_roman_w_sz_w_val_24_w_szcs_w_val_24_w_lang_w_val_en_us_w_rpr_w_t_registration_w_t_w_r_w_r_w_rsidr_00012cbd_w_rpr_w_rfonts_w_ascii_times_new_roman_w_hansi_times_new_roman_w_cs_times_new_roman_w_sz_w_val_24_w_szcs_w_val_24_w_lang_w_val_en_us_w_rpr_w_t_w_t_w_r_w_r_w_rsidr_0015057e_w_rpr_w_rfonts_w_ascii_times_new_roman_w_hansi_times_new_roman_w_cs_times_new_roman_w_sz_w_val_24_w_szcs_w_val_24_w_lang_w_val_en_us_w_rpr_w_t_address_w_t_w_r_w_prooferr_w_type_spellend_w_r_w_rsidr_0015057e_w_rpr_w_rfonts_w_ascii_times_new_roman_w_hansi_times_new_roman_w_cs_times_new_roman_w_sz_w_val_24_w_szcs_w_val_24_w_lang_w_val_en_us_w_rpr_w_t_xml_space_preserve }}</w:t>
+        <w:t xml:space="preserve">{{ defendant_registration_address }}</w:t>
       </w:r>
     </w:p>
     <w:p>
@@ -301,7 +300,7 @@
           <w:sz w:val="24"/>
           <w:szCs w:val="24"/>
         </w:rPr>
-        <w:t xml:space="preserve">: {{ w_t_w_r_w_prooferr_w_type_spellstart_w_r_w_rpr_w_rfonts_w_ascii_times_new_roman_w_hansi_times_new_roman_w_cs_times_new_roman_w_sz_w_val_24_w_szcs_w_val_24_w_lang_w_val_en_us_w_rpr_w_t_defendant_w_t_w_r_w_r_w_rsidr_00012cbd_w_rpr_w_rfonts_w_ascii_times_new_roman_w_hansi_times_new_roman_w_cs_times_new_roman_w_sz_w_val_24_w_szcs_w_val_24_w_lang_w_val_en_us_w_rpr_w_t_w_t_w_r_w_r_w_rpr_w_rfonts_w_ascii_times_new_roman_w_hansi_times_new_roman_w_cs_times_new_roman_w_sz_w_val_24_w_szcs_w_val_24_w_lang_w_val_en_us_w_rpr_w_t_passport_w_t_w_r_w_prooferr_w_type_spellend_w_r_w_rsidrpr_00012cbd_w_rpr_w_rfonts_w_ascii_times_new_roman_w_hansi_times_new_roman_w_cs_times_new_roman_w_sz_w_val_24_w_szcs_w_val_24_w_rpr_w_t_xml_space_preserve }}</w:t>
+        <w:t xml:space="preserve">: {{ defendant_passport }}</w:t>
       </w:r>
     </w:p>
     <w:p>
@@ -356,7 +355,7 @@
           <w:szCs w:val="24"/>
           <w:lang w:val="en-US"/>
         </w:rPr>
-        <w:t xml:space="preserve">{{ w_t_w_r_w_r_w_rsidr_0015057e_w_rpr_w_rfonts_w_ascii_times_new_roman_w_hansi_times_new_roman_w_cs_times_new_roman_w_sz_w_val_24_w_szcs_w_val_24_w_lang_w_val_en_us_w_rpr_w_t_plaintiff_w_t_w_r_w_r_w_rsidr_0015057e_w_rsidrpr_0015057e_w_rpr_w_rfonts_w_ascii_times_new_roman_w_hansi_times_new_roman_w_cs_times_new_roman_w_sz_w_val_24_w_szcs_w_val_24_w_lang_w_val_en_us_w_rpr_w_t_xml_space_preserve }}</w:t>
+        <w:t xml:space="preserve">{{ plaintiff }}</w:t>
       </w:r>
       <w:r>
         <w:rPr>
@@ -391,7 +390,7 @@
           <w:szCs w:val="24"/>
           <w:lang w:val="en-US"/>
         </w:rPr>
-        <w:t xml:space="preserve">{{ w_t_w_r_w_prooferr_w_type_spellstart_w_r_w_rsidr_0015057e_w_rsidrpr_0015057e_w_rpr_w_rfonts_w_ascii_times_new_roman_w_hansi_times_new_roman_w_cs_times_new_roman_w_sz_w_val_24_w_szcs_w_val_24_w_lang_w_val_en_us_w_rpr_w_t_who_w_t_w_r_w_r_w_rsidr_00012cbd_w_rpr_w_rfonts_w_ascii_times_new_roman_w_hansi_times_new_roman_w_cs_times_new_roman_w_sz_w_val_24_w_szcs_w_val_24_w_lang_w_val_en_us_w_rpr_w_t_w_t_w_r_w_r_w_rsidr_0015057e_w_rsidrpr_0015057e_w_rpr_w_rfonts_w_ascii_times_new_roman_w_hansi_times_new_roman_w_cs_times_new_roman_w_sz_w_val_24_w_szcs_w_val_24_w_lang_w_val_en_us_w_rpr_w_t_is_w_t_w_r_w_r_w_rsidr_00012cbd_w_rpr_w_rfonts_w_ascii_times_new_roman_w_hansi_times_new_roman_w_cs_times_new_roman_w_sz_w_val_24_w_szcs_w_val_24_w_lang_w_val_en_us_w_rpr_w_t_w_t_w_r_w_r_w_rsidr_0015057e_w_rsidrpr_0015057e_w_rpr_w_rfonts_w_ascii_times_new_roman_w_hansi_times_new_roman_w_cs_times_new_roman_w_sz_w_val_24_w_szcs_w_val_24_w_lang_w_val_en_us_w_rpr_w_t_the_w_t_w_r_w_r_w_rsidr_00012cbd_w_rpr_w_rfonts_w_ascii_times_new_roman_w_hansi_times_new_roman_w_cs_times_new_roman_w_sz_w_val_24_w_szcs_w_val_24_w_lang_w_val_en_us_w_rpr_w_t_w_t_w_r_w_r_w_rsidr_0015057e_w_rsidrpr_0015057e_w_rpr_w_rfonts_w_ascii_times_new_roman_w_hansi_times_new_roman_w_cs_times_new_roman_w_sz_w_val_24_w_szcs_w_val_24_w_lang_w_val_en_us_w_rpr_w_t_plaintiff_w_t_w_r_w_r_w_rsidr_00012cbd_w_rpr_w_rfonts_w_ascii_times_new_roman_w_hansi_times_new_roman_w_cs_times_new_roman_w_sz_w_val_24_w_szcs_w_val_24_w_lang_w_val_en_us_w_rpr_w_t_w_t_w_r_w_r_w_rsidr_0015057e_w_rsidrpr_0015057e_w_rpr_w_rfonts_w_ascii_times_new_roman_w_hansi_times_new_roman_w_cs_times_new_roman_w_sz_w_val_24_w_szcs_w_val_24_w_lang_w_val_en_us_w_rpr_w_t_to_w_t_w_r_w_r_w_rsidr_00012cbd_w_rpr_w_rfonts_w_ascii_times_new_roman_w_hansi_times_new_roman_w_cs_times_new_roman_w_sz_w_val_24_w_szcs_w_val_24_w_lang_w_val_en_us_w_rpr_w_t_w_t_w_r_w_r_w_rsidr_0015057e_w_rsidrpr_0015057e_w_rpr_w_rfonts_w_ascii_times_new_roman_w_hansi_times_new_roman_w_cs_times_new_roman_w_sz_w_val_24_w_szcs_w_val_24_w_lang_w_val_en_us_w_rpr_w_t_a_w_t_w_r_w_r_w_rsidr_00012cbd_w_rpr_w_rfonts_w_ascii_times_new_roman_w_hansi_times_new_roman_w_cs_times_new_roman_w_sz_w_val_24_w_szcs_w_val_24_w_lang_w_val_en_us_w_rpr_w_t_w_t_w_r_w_r_w_rsidr_0015057e_w_rsidrpr_0015057e_w_rpr_w_rfonts_w_ascii_times_new_roman_w_hansi_times_new_roman_w_cs_times_new_roman_w_sz_w_val_24_w_szcs_w_val_24_w_lang_w_val_en_us_w_rpr_w_t_family_w_t_w_r_w_r_w_rsidr_00012cbd_w_rpr_w_rfonts_w_ascii_times_new_roman_w_hansi_times_new_roman_w_cs_times_new_roman_w_sz_w_val_24_w_szcs_w_val_24_w_lang_w_val_en_us_w_rpr_w_t_w_t_w_r_w_r_w_rsidr_0015057e_w_rsidrpr_0015057e_w_rpr_w_rfonts_w_ascii_times_new_roman_w_hansi_times_new_roman_w_cs_times_new_roman_w_sz_w_val_24_w_szcs_w_val_24_w_lang_w_val_en_us_w_rpr_w_t_member_w_t_w_r_w_prooferr_w_type_spellend_w_r_w_rsidr_0015057e_w_rsidrpr_0015057e_w_rpr_w_rfonts_w_ascii_times_new_roman_w_hansi_times_new_roman_w_cs_times_new_roman_w_sz_w_val_24_w_szcs_w_val_24_w_lang_w_val_en_us_w_rpr_w_t_xml_space_preserve_w_t_w_r_w_r_w_rsidr_0015057e_w_rpr_w_rfonts_w_ascii_times_new_roman_w_hansi_times_new_roman_w_cs_times_new_roman_w_sz_w_val_24_w_szcs_w_val_24_w_lang_w_val_en_us_w_rpr_w_t_xml_space_preserve }} {{ w_t_w_r_w_prooferr_w_type_spellstart_w_r_w_rsidr_0015057e_w_rsidrpr_0015057e_w_rpr_w_rfonts_w_ascii_times_new_roman_w_hansi_times_new_roman_w_cs_times_new_roman_w_sz_w_val_24_w_szcs_w_val_24_w_lang_w_val_en_us_w_rpr_w_t_family_w_t_w_r_w_r_w_rsidr_00012cbd_w_rpr_w_rfonts_w_ascii_times_new_roman_w_hansi_times_new_roman_w_cs_times_new_roman_w_sz_w_val_24_w_szcs_w_val_24_w_lang_w_val_en_us_w_rpr_w_t_w_t_w_r_w_r_w_rsidr_0015057e_w_rsidrpr_0015057e_w_rpr_w_rfonts_w_ascii_times_new_roman_w_hansi_times_new_roman_w_cs_times_new_roman_w_sz_w_val_24_w_szcs_w_val_24_w_lang_w_val_en_us_w_rpr_w_t_members_w_t_w_r_w_r_w_rsidr_00012cbd_w_rpr_w_rfonts_w_ascii_times_new_roman_w_hansi_times_new_roman_w_cs_times_new_roman_w_sz_w_val_24_w_szcs_w_val_24_w_lang_w_val_en_us_w_rpr_w_t_w_t_w_r_w_r_w_rsidr_0015057e_w_rsidrpr_0015057e_w_rpr_w_rfonts_w_ascii_times_new_roman_w_hansi_times_new_roman_w_cs_times_new_roman_w_sz_w_val_24_w_szcs_w_val_24_w_lang_w_val_en_us_w_rpr_w_t_name_w_t_w_r_w_prooferr_w_type_spellend_w_r_w_rsidr_0015057e_w_rsidrpr_0015057e_w_rpr_w_rfonts_w_ascii_times_new_roman_w_hansi_times_new_roman_w_cs_times_new_roman_w_sz_w_val_24_w_szcs_w_val_24_w_lang_w_val_en_us_w_rpr_w_t_xml_space_preserve_w_t_w_r_w_r_w_rsidr_0015057e_w_rpr_w_rfonts_w_ascii_times_new_roman_w_hansi_times_new_roman_w_cs_times_new_roman_w_sz_w_val_24_w_szcs_w_val_24_w_lang_w_val_en_us_w_rpr_w_t }}</w:t>
+        <w:t xml:space="preserve">{{ who_is_the_plaintiff_to_a_family_member }} {{ family_members_name }}</w:t>
       </w:r>
       <w:r>
         <w:rPr>
@@ -570,7 +569,7 @@
           <w:szCs w:val="24"/>
           <w:lang w:val="en-US"/>
         </w:rPr>
-        <w:t xml:space="preserve"> {{ w_t_w_r_w_prooferr_w_type_spellstart_w_r_w_rsidr_0015057e_w_rsidrpr_0015057e_w_rpr_w_rfonts_w_ascii_times_new_roman_w_hansi_times_new_roman_w_cs_times_new_roman_w_sz_w_val_24_w_szcs_w_val_24_w_lang_w_val_en_us_w_rpr_w_t_who_w_t_w_r_w_r_w_rsidr_00012cbd_w_rpr_w_rfonts_w_ascii_times_new_roman_w_hansi_times_new_roman_w_cs_times_new_roman_w_sz_w_val_24_w_szcs_w_val_24_w_lang_w_val_en_us_w_rpr_w_t_w_t_w_r_w_r_w_rsidr_0015057e_w_rsidrpr_0015057e_w_rpr_w_rfonts_w_ascii_times_new_roman_w_hansi_times_new_roman_w_cs_times_new_roman_w_sz_w_val_24_w_szcs_w_val_24_w_lang_w_val_en_us_w_rpr_w_t_is_w_t_w_r_w_r_w_rsidr_00012cbd_w_rpr_w_rfonts_w_ascii_times_new_roman_w_hansi_times_new_roman_w_cs_times_new_roman_w_sz_w_val_24_w_szcs_w_val_24_w_lang_w_val_en_us_w_rpr_w_t_w_t_w_r_w_r_w_rsidr_0015057e_w_rsidrpr_0015057e_w_rpr_w_rfonts_w_ascii_times_new_roman_w_hansi_times_new_roman_w_cs_times_new_roman_w_sz_w_val_24_w_szcs_w_val_24_w_lang_w_val_en_us_w_rpr_w_t_the_w_t_w_r_w_r_w_rsidr_00012cbd_w_rpr_w_rfonts_w_ascii_times_new_roman_w_hansi_times_new_roman_w_cs_times_new_roman_w_sz_w_val_24_w_szcs_w_val_24_w_lang_w_val_en_us_w_rpr_w_t_w_t_w_r_w_r_w_rsidr_0015057e_w_rsidrpr_0015057e_w_rpr_w_rfonts_w_ascii_times_new_roman_w_hansi_times_new_roman_w_cs_times_new_roman_w_sz_w_val_24_w_szcs_w_val_24_w_lang_w_val_en_us_w_rpr_w_t_plaintiff_w_t_w_r_w_r_w_rsidr_00012cbd_w_rpr_w_rfonts_w_ascii_times_new_roman_w_hansi_times_new_roman_w_cs_times_new_roman_w_sz_w_val_24_w_szcs_w_val_24_w_lang_w_val_en_us_w_rpr_w_t_w_t_w_r_w_r_w_rsidr_0015057e_w_rsidrpr_0015057e_w_rpr_w_rfonts_w_ascii_times_new_roman_w_hansi_times_new_roman_w_cs_times_new_roman_w_sz_w_val_24_w_szcs_w_val_24_w_lang_w_val_en_us_w_rpr_w_t_at_w_t_w_r_w_r_w_rsidr_00012cbd_w_rpr_w_rfonts_w_ascii_times_new_roman_w_hansi_times_new_roman_w_cs_times_new_roman_w_sz_w_val_24_w_szcs_w_val_24_w_lang_w_val_en_us_w_rpr_w_t_w_t_w_r_w_r_w_rsidr_0015057e_w_rsidrpr_0015057e_w_rpr_w_rfonts_w_ascii_times_new_roman_w_hansi_times_new_roman_w_cs_times_new_roman_w_sz_w_val_24_w_szcs_w_val_24_w_lang_w_val_en_us_w_rpr_w_t_the_w_t_w_r_w_r_w_rsidr_00012cbd_w_rpr_w_rfonts_w_ascii_times_new_roman_w_hansi_times_new_roman_w_cs_times_new_roman_w_sz_w_val_24_w_szcs_w_val_24_w_lang_w_val_en_us_w_rpr_w_t_w_t_w_r_w_r_w_rsidr_0015057e_w_rsidrpr_0015057e_w_rpr_w_rfonts_w_ascii_times_new_roman_w_hansi_times_new_roman_w_cs_times_new_roman_w_sz_w_val_24_w_szcs_w_val_24_w_lang_w_val_en_us_w_rpr_w_t_present_w_t_w_r_w_r_w_rsidr_00012cbd_w_rpr_w_rfonts_w_ascii_times_new_roman_w_hansi_times_new_roman_w_cs_times_new_roman_w_sz_w_val_24_w_szcs_w_val_24_w_lang_w_val_en_us_w_rpr_w_t_w_t_w_r_w_r_w_rsidr_0015057e_w_rsidrpr_0015057e_w_rpr_w_rfonts_w_ascii_times_new_roman_w_hansi_times_new_roman_w_cs_times_new_roman_w_sz_w_val_24_w_szcs_w_val_24_w_lang_w_val_en_us_w_rpr_w_t_time_w_t_w_r_w_prooferr_w_type_spellend_w_r_w_rsidr_0015057e_w_rpr_w_rfonts_w_ascii_times_new_roman_w_hansi_times_new_roman_w_cs_times_new_roman_w_sz_w_val_24_w_szcs_w_val_24_w_lang_w_val_en_us_w_rpr_w_t_xml_space_preserve }}</w:t>
+        <w:t xml:space="preserve"> {{ who_is_the_plaintiff_at_the_present_time }}</w:t>
       </w:r>
       <w:r>
         <w:rPr>
@@ -639,7 +638,7 @@
           <w:szCs w:val="24"/>
           <w:lang w:val="en-US"/>
         </w:rPr>
-        <w:t xml:space="preserve">{{ w_t_w_r_w_prooferr_w_type_spellstart_w_r_w_rsidr_0015057e_w_rsidrpr_0015057e_w_rpr_w_rfonts_w_ascii_times_new_roman_w_hansi_times_new_roman_w_cs_times_new_roman_w_sz_w_val_24_w_szcs_w_val_24_w_lang_w_val_en_us_w_rpr_w_t_pension_w_t_w_r_w_r_w_rsidr_00012cbd_w_rpr_w_rfonts_w_ascii_times_new_roman_w_hansi_times_new_roman_w_cs_times_new_roman_w_sz_w_val_24_w_szcs_w_val_24_w_lang_w_val_en_us_w_rpr_w_t_w_t_w_r_w_r_w_rsidr_0015057e_w_rsidrpr_0015057e_w_rpr_w_rfonts_w_ascii_times_new_roman_w_hansi_times_new_roman_w_cs_times_new_roman_w_sz_w_val_24_w_szcs_w_val_24_w_lang_w_val_en_us_w_rpr_w_t_amount_w_t_w_r_w_prooferr_w_type_spellend_w_r_w_rsidr_0015057e_w_rsidrpr_0015057e_w_rpr_w_lang_w_val_en_us_w_rpr_w_t_xml_space_preserve }}</w:t>
+        <w:t xml:space="preserve">{{ pension_amount }}</w:t>
       </w:r>
       <w:r>
         <w:rPr>
@@ -750,7 +749,7 @@
           <w:szCs w:val="24"/>
           <w:lang w:val="en-US"/>
         </w:rPr>
-        <w:t xml:space="preserve"> {{ w_t_w_r_w_prooferr_w_type_spellstart_w_r_w_rsidr_0015057e_w_rsidrpr_0015057e_w_rpr_w_rfonts_w_ascii_times_new_roman_w_hansi_times_new_roman_w_cs_times_new_roman_w_sz_w_val_24_w_szcs_w_val_24_w_lang_w_val_en_us_w_rpr_w_t_what_w_t_w_r_w_r_w_rsidr_00012cbd_w_rpr_w_rfonts_w_ascii_times_new_roman_w_hansi_times_new_roman_w_cs_times_new_roman_w_sz_w_val_24_w_szcs_w_val_24_w_lang_w_val_en_us_w_rpr_w_t_i_w_t_w_r_w_r_w_rsidr_0015057e_w_rsidrpr_0015057e_w_rpr_w_rfonts_w_ascii_times_new_roman_w_hansi_times_new_roman_w_cs_times_new_roman_w_sz_w_val_24_w_szcs_w_val_24_w_lang_w_val_en_us_w_rpr_w_t_s_w_t_w_r_w_r_w_rsidr_00012cbd_w_rpr_w_rfonts_w_ascii_times_new_roman_w_hansi_times_new_roman_w_cs_times_new_roman_w_sz_w_val_24_w_szcs_w_val_24_w_lang_w_val_en_us_w_rpr_w_t_w_t_w_r_w_r_w_rsidr_0015057e_w_rsidrpr_0015057e_w_rpr_w_rfonts_w_ascii_times_new_roman_w_hansi_times_new_roman_w_cs_times_new_roman_w_sz_w_val_24_w_szcs_w_val_24_w_lang_w_val_en_us_w_rpr_w_t_there_w_t_w_r_w_r_w_rsidr_00012cbd_w_rpr_w_rfonts_w_ascii_times_new_roman_w_hansi_times_new_roman_w_cs_times_new_roman_w_sz_w_val_24_w_szcs_w_val_24_w_lang_w_val_en_us_w_rpr_w_t_w_t_w_r_w_r_w_rsidr_0015057e_w_rsidrpr_0015057e_w_rpr_w_rfonts_w_ascii_times_new_roman_w_hansi_times_new_roman_w_cs_times_new_roman_w_sz_w_val_24_w_szcs_w_val_24_w_lang_w_val_en_us_w_rpr_w_t_not_w_t_w_r_w_r_w_rsidr_00012cbd_w_rpr_w_rfonts_w_ascii_times_new_roman_w_hansi_times_new_roman_w_cs_times_new_roman_w_sz_w_val_24_w_szcs_w_val_24_w_lang_w_val_en_us_w_rpr_w_t_w_t_w_r_w_r_w_rsidr_0015057e_w_rsidrpr_0015057e_w_rpr_w_rfonts_w_ascii_times_new_roman_w_hansi_times_new_roman_w_cs_times_new_roman_w_sz_w_val_24_w_szcs_w_val_24_w_lang_w_val_en_us_w_rpr_w_t_enough_w_t_w_r_w_r_w_rsidr_00012cbd_w_rpr_w_rfonts_w_ascii_times_new_roman_w_hansi_times_new_roman_w_cs_times_new_roman_w_sz_w_val_24_w_szcs_w_val_24_w_lang_w_val_en_us_w_rpr_w_t_w_t_w_r_w_r_w_rsidr_0015057e_w_rsidrpr_0015057e_w_rpr_w_rfonts_w_ascii_times_new_roman_w_hansi_times_new_roman_w_cs_times_new_roman_w_sz_w_val_24_w_szcs_w_val_24_w_lang_w_val_en_us_w_rpr_w_t_money_w_t_w_r_w_r_w_rsidr_00012cbd_w_rpr_w_rfonts_w_ascii_times_new_roman_w_hansi_times_new_roman_w_cs_times_new_roman_w_sz_w_val_24_w_szcs_w_val_24_w_lang_w_val_en_us_w_rpr_w_t_w_t_w_r_w_r_w_rsidr_0015057e_w_rsidrpr_0015057e_w_rpr_w_rfonts_w_ascii_times_new_roman_w_hansi_times_new_roman_w_cs_times_new_roman_w_sz_w_val_24_w_szcs_w_val_24_w_lang_w_val_en_us_w_rpr_w_t_for_w_t_w_r_w_prooferr_w_type_spellend_w_r_w_rsidr_0015057e_w_rpr_w_rfonts_w_ascii_times_new_roman_w_hansi_times_new_roman_w_cs_times_new_roman_w_sz_w_val_24_w_szcs_w_val_24_w_lang_w_val_en_us_w_rpr_w_t_xml_space_preserve }}</w:t>
+        <w:t xml:space="preserve"> {{ what_is_there_not_enough_money_for }}</w:t>
       </w:r>
       <w:r>
         <w:rPr>
@@ -827,7 +826,7 @@
           <w:sz w:val="24"/>
           <w:szCs w:val="24"/>
         </w:rPr>
-        <w:t xml:space="preserve">{{ w_t_w_r_w_r_w_rsidr_0015057e_w_rpr_w_rfonts_w_ascii_times_new_roman_w_hansi_times_new_roman_w_cs_times_new_roman_w_sz_w_val_24_w_szcs_w_val_24_w_lang_w_val_en_us_w_rpr_w_t_defendant_w_t_w_r_w_r_w_rsidr_00012cbd_w_rsidrpr_00012cbd_w_rpr_w_rfonts_w_ascii_times_new_roman_w_hansi_times_new_roman_w_cs_times_new_roman_w_sz_w_val_24_w_szcs_w_val_24_w_rpr_w_t_w_t_w_r_w_r_w_rsidr_00012cbd_w_rpr_w_rfonts_w_ascii_times_new_roman_w_hansi_times_new_roman_w_cs_times_new_roman_w_sz_w_val_24_w_szcs_w_val_24_w_lang_w_val_en_us_w_rpr_w_t_text_w_t_w_r_w_r_w_rsidr_0015057e_w_rsidrpr_0015057e_w_rpr_w_rfonts_w_ascii_times_new_roman_w_hansi_times_new_roman_w_cs_times_new_roman_w_sz_w_val_24_w_szcs_w_val_24_w_rpr_w_t_xml_space_preserve }} </w:t>
+        <w:t xml:space="preserve">{{ defendant_text }} </w:t>
       </w:r>
       <w:r>
         <w:rPr>
@@ -843,7 +842,7 @@
           <w:sz w:val="24"/>
           <w:szCs w:val="24"/>
         </w:rPr>
-        <w:t xml:space="preserve"> {{ amount_w_t_w_r_w_r_w_rsidr_00012cbd_w_rsidrpr_00012cbd_w_rpr_w_rfonts_w_ascii_times_new_roman_w_hansi_times_new_roman_w_cs_times_new_roman_w_sz_w_val_24_w_szcs_w_val_24_w_rpr_w_t_w_t_w_r_w_r_w_rsidr_0015057e_w_rsidrpr_0015057e_w_rpr_w_rfonts_w_ascii_times_new_roman_w_hansi_times_new_roman_w_cs_times_new_roman_w_sz_w_val_24_w_szcs_w_val_24_w_rpr_w_t_of_w_t_w_r_w_r_w_rsidr_00012cbd_w_rsidrpr_00012cbd_w_rpr_w_rfonts_w_ascii_times_new_roman_w_hansi_times_new_roman_w_cs_times_new_roman_w_sz_w_val_24_w_szcs_w_val_24_w_rpr_w_t_w_t_w_r_w_r_w_rsidr_0015057e_w_rsidrpr_0015057e_w_rpr_w_rfonts_w_ascii_times_new_roman_w_hansi_times_new_roman_w_cs_times_new_roman_w_sz_w_val_24_w_szcs_w_val_24_w_rpr_w_t_recovery }}</w:t>
+        <w:t xml:space="preserve"> {{ of }}</w:t>
       </w:r>
       <w:r>
         <w:rPr>
@@ -859,7 +858,7 @@
           <w:sz w:val="24"/>
           <w:szCs w:val="24"/>
         </w:rPr>
-        <w:t xml:space="preserve">{{ w_t_w_r_w_r_w_rsidr_0015057e_w_rpr_w_rfonts_w_ascii_times_new_roman_w_hansi_times_new_roman_w_cs_times_new_roman_w_sz_w_val_24_w_szcs_w_val_24_w_lang_w_val_en_us_w_rpr_w_t_plaintiff_w_t_w_r_w_r_w_rsidr_00012cbd_w_rsidrpr_00012cbd_w_rpr_w_rfonts_w_ascii_times_new_roman_w_hansi_times_new_roman_w_cs_times_new_roman_w_sz_w_val_24_w_szcs_w_val_24_w_rpr_w_t_w_t_w_r_w_r_w_rsidr_00012cbd_w_rpr_w_rfonts_w_ascii_times_new_roman_w_hansi_times_new_roman_w_cs_times_new_roman_w_sz_w_val_24_w_szcs_w_val_24_w_lang_w_val_en_us_w_rpr_w_t_text_w_t_w_r_w_r_w_rsidr_0015057e_w_rpr_w_rfonts_w_ascii_times_new_roman_w_hansi_times_new_roman_w_cs_times_new_roman_w_sz_w_val_24_w_szcs_w_val_24_w_rpr_w_t_xml_space_preserve_w_t_w_r_w_r_w_rsidr_0015057e_w_rsidrpr_0015057e_w_rpr_w_rfonts_w_ascii_times_new_roman_w_hansi_times_new_roman_w_cs_times_new_roman_w_sz_w_val_24_w_szcs_w_val_24_w_rpr_w_t }}</w:t>
+        <w:t xml:space="preserve">{{ plaintiff_text }}</w:t>
       </w:r>
       <w:r>
         <w:rPr>
@@ -916,7 +915,7 @@
           <w:szCs w:val="24"/>
           <w:lang w:val="en-US"/>
         </w:rPr>
-        <w:t xml:space="preserve">{{ w_t_w_r_w_r_w_rsidr_00012cbd_w_rpr_w_rfonts_w_ascii_times_new_roman_w_hansi_times_new_roman_w_cs_times_new_roman_w_i_w_ics_w_sz_w_val_24_w_szcs_w_val_24_w_lang_w_val_en_us_w_rpr_w_t_signature_w_t_w_r_w_r_w_rpr_w_rfonts_w_ascii_times_new_roman_w_hansi_times_new_roman_w_cs_times_new_roman_w_i_w_ics_w_sz_w_val_24_w_szcs_w_val_24_w_lang_w_val_en_us_w_rpr_w_t_xml_space_preserve }}</w:t>
+        <w:t xml:space="preserve">{{ signature }}</w:t>
       </w:r>
       <w:r>
         <w:rPr>
